--- a/DocumentsAndDiagrams/docx/FINAL_REPORT.docx
+++ b/DocumentsAndDiagrams/docx/FINAL_REPORT.docx
@@ -45,7 +45,7 @@
           <w:spacing w:val="0"/>
           <w:color w:val="151312"/>
         </w:rPr>
-        <w:t xml:space="preserve">Final project report | Version 1.0 | 8 October 2026</w:t>
+        <w:t xml:space="preserve">Final project report | Version 1.1 | 10 October 2026</w:t>
       </w:r>
     </w:p>
     <w:p>
@@ -91,7 +91,22 @@
           <w:spacing w:val="0"/>
           <w:color w:val="151312"/>
         </w:rPr>
-        <w:t xml:space="preserve">Three databases keep the records. The research database stores strategies, reports, simulated trades, reviews, and a hash-chained audit log. The live database stores approvals, orders, fills, credentials, and its own audit log. The market database stores NSE end-of-day prices, events, and headlines, and it is not audited.</w:t>
+        <w:t xml:space="preserve">A markets screen shows delayed quotes and candle charts from Yahoo Finance and accepts manual paper orders with Indian charges. Those orders are separate from the Trade Crew.</w:t>
+      </w:r>
+    </w:p>
+    <w:p>
+      <w:pPr>
+        <w:spacing w:after="250"/>
+      </w:pPr>
+      <w:r>
+        <w:rPr>
+          <w:rFonts w:ascii="Helvetica" w:hAnsi="Helvetica" w:cs="Helvetica"/>
+          <w:sz w:val="25"/>
+          <w:sz-cs w:val="25"/>
+          <w:spacing w:val="0"/>
+          <w:color w:val="151312"/>
+        </w:rPr>
+        <w:t xml:space="preserve">Three databases keep the records. The research database stores strategies, reports, simulated trades, reviews, manual paper orders, and a hash-chained audit log. The live database stores approvals, orders, fills, credentials, and its own audit log. The market database stores NSE end-of-day prices, events, and headlines, and it is not audited.</w:t>
       </w:r>
     </w:p>
     <w:p>
@@ -950,7 +965,7 @@
           <w:spacing w:val="0"/>
           <w:color w:val="151312"/>
         </w:rPr>
-        <w:t xml:space="preserve"> block. Unexpressed rules go into Gaps. Do not invent thresholds.</w:t>
+        <w:t xml:space="preserve"> block. Unexpressed rules go into Gaps. Do not invent thresholds. Return clarifying questions; answers re-extract from the stored source into a new version.</w:t>
       </w:r>
     </w:p>
     <w:p>
@@ -1266,6 +1281,45 @@
       </w:r>
     </w:p>
     <w:p>
+      <w:pPr/>
+      <w:r>
+        <w:rPr>
+          <w:rFonts w:ascii="Helvetica" w:hAnsi="Helvetica" w:cs="Helvetica"/>
+          <w:sz w:val="25"/>
+          <w:sz-cs w:val="25"/>
+          <w:spacing w:val="0"/>
+          <w:color w:val="151312"/>
+        </w:rPr>
+        <w:t xml:space="preserve">FR11</w:t>
+      </w:r>
+    </w:p>
+    <w:p>
+      <w:pPr/>
+      <w:r>
+        <w:rPr>
+          <w:rFonts w:ascii="Helvetica" w:hAnsi="Helvetica" w:cs="Helvetica"/>
+          <w:sz w:val="25"/>
+          <w:sz-cs w:val="25"/>
+          <w:spacing w:val="0"/>
+          <w:color w:val="151312"/>
+        </w:rPr>
+        <w:t xml:space="preserve">Markets</w:t>
+      </w:r>
+    </w:p>
+    <w:p>
+      <w:pPr/>
+      <w:r>
+        <w:rPr>
+          <w:rFonts w:ascii="Helvetica" w:hAnsi="Helvetica" w:cs="Helvetica"/>
+          <w:sz w:val="25"/>
+          <w:sz-cs w:val="25"/>
+          <w:spacing w:val="0"/>
+          <w:color w:val="151312"/>
+        </w:rPr>
+        <w:t xml:space="preserve">Show delayed quotes and candles. Place manual paper orders with charges and net them into positions. Commodities are view-only.</w:t>
+      </w:r>
+    </w:p>
+    <w:p>
       <w:pPr>
         <w:spacing w:after="250"/>
       </w:pPr>
@@ -1277,7 +1331,7 @@
           <w:spacing w:val="0"/>
           <w:color w:val="151312"/>
         </w:rPr>
-        <w:t xml:space="preserve">The lab page is </w:t>
+        <w:t xml:space="preserve">The dashboard is </w:t>
       </w:r>
       <w:r>
         <w:rPr>
@@ -1288,6 +1342,46 @@
           <w:color w:val="151312"/>
         </w:rPr>
         <w:t xml:space="preserve">/</w:t>
+      </w:r>
+      <w:r>
+        <w:rPr>
+          <w:rFonts w:ascii="Helvetica" w:hAnsi="Helvetica" w:cs="Helvetica"/>
+          <w:sz w:val="25"/>
+          <w:sz-cs w:val="25"/>
+          <w:spacing w:val="0"/>
+          <w:color w:val="151312"/>
+        </w:rPr>
+        <w:t xml:space="preserve">. Markets is </w:t>
+      </w:r>
+      <w:r>
+        <w:rPr>
+          <w:rFonts w:ascii=".AppleSystemUIFontMonospaced" w:hAnsi=".AppleSystemUIFontMonospaced" w:cs=".AppleSystemUIFontMonospaced"/>
+          <w:sz w:val="23"/>
+          <w:sz-cs w:val="23"/>
+          <w:spacing w:val="0"/>
+          <w:color w:val="151312"/>
+        </w:rPr>
+        <w:t xml:space="preserve">/markets</w:t>
+      </w:r>
+      <w:r>
+        <w:rPr>
+          <w:rFonts w:ascii="Helvetica" w:hAnsi="Helvetica" w:cs="Helvetica"/>
+          <w:sz w:val="25"/>
+          <w:sz-cs w:val="25"/>
+          <w:spacing w:val="0"/>
+          <w:color w:val="151312"/>
+        </w:rPr>
+        <w:t xml:space="preserve">. The lab is </w:t>
+      </w:r>
+      <w:r>
+        <w:rPr>
+          <w:rFonts w:ascii=".AppleSystemUIFontMonospaced" w:hAnsi=".AppleSystemUIFontMonospaced" w:cs=".AppleSystemUIFontMonospaced"/>
+          <w:sz w:val="23"/>
+          <w:sz-cs w:val="23"/>
+          <w:spacing w:val="0"/>
+          <w:color w:val="151312"/>
+        </w:rPr>
+        <w:t xml:space="preserve">/lab</w:t>
       </w:r>
       <w:r>
         <w:rPr>
@@ -1678,6 +1772,32 @@
           <w:spacing w:val="0"/>
           <w:color w:val="151312"/>
         </w:rPr>
+        <w:t xml:space="preserve">POST /api/ingest/clarify</w:t>
+      </w:r>
+    </w:p>
+    <w:p>
+      <w:pPr/>
+      <w:r>
+        <w:rPr>
+          <w:rFonts w:ascii="Helvetica" w:hAnsi="Helvetica" w:cs="Helvetica"/>
+          <w:sz w:val="25"/>
+          <w:sz-cs w:val="25"/>
+          <w:spacing w:val="0"/>
+          <w:color w:val="151312"/>
+        </w:rPr>
+        <w:t xml:space="preserve">Re-extract with the author's answers. Needs an LLM key and an ingested version.</w:t>
+      </w:r>
+    </w:p>
+    <w:p>
+      <w:pPr/>
+      <w:r>
+        <w:rPr>
+          <w:rFonts w:ascii="Helvetica" w:hAnsi="Helvetica" w:cs="Helvetica"/>
+          <w:sz w:val="25"/>
+          <w:sz-cs w:val="25"/>
+          <w:spacing w:val="0"/>
+          <w:color w:val="151312"/>
+        </w:rPr>
         <w:t xml:space="preserve">POST /api/review/run</w:t>
       </w:r>
     </w:p>
@@ -1770,6 +1890,84 @@
           <w:color w:val="151312"/>
         </w:rPr>
         <w:t xml:space="preserve">Recompute the research hash chain.</w:t>
+      </w:r>
+    </w:p>
+    <w:p>
+      <w:pPr/>
+      <w:r>
+        <w:rPr>
+          <w:rFonts w:ascii="Helvetica" w:hAnsi="Helvetica" w:cs="Helvetica"/>
+          <w:sz w:val="25"/>
+          <w:sz-cs w:val="25"/>
+          <w:spacing w:val="0"/>
+          <w:color w:val="151312"/>
+        </w:rPr>
+        <w:t xml:space="preserve">GET /api/market/quotes, GET /api/market/candles</w:t>
+      </w:r>
+    </w:p>
+    <w:p>
+      <w:pPr/>
+      <w:r>
+        <w:rPr>
+          <w:rFonts w:ascii="Helvetica" w:hAnsi="Helvetica" w:cs="Helvetica"/>
+          <w:sz w:val="25"/>
+          <w:sz-cs w:val="25"/>
+          <w:spacing w:val="0"/>
+          <w:color w:val="151312"/>
+        </w:rPr>
+        <w:t xml:space="preserve">Delayed Yahoo data. 400 for an unknown symbol.</w:t>
+      </w:r>
+    </w:p>
+    <w:p>
+      <w:pPr/>
+      <w:r>
+        <w:rPr>
+          <w:rFonts w:ascii="Helvetica" w:hAnsi="Helvetica" w:cs="Helvetica"/>
+          <w:sz w:val="25"/>
+          <w:sz-cs w:val="25"/>
+          <w:spacing w:val="0"/>
+          <w:color w:val="151312"/>
+        </w:rPr>
+        <w:t xml:space="preserve">POST /api/paper/orders</w:t>
+      </w:r>
+    </w:p>
+    <w:p>
+      <w:pPr/>
+      <w:r>
+        <w:rPr>
+          <w:rFonts w:ascii="Helvetica" w:hAnsi="Helvetica" w:cs="Helvetica"/>
+          <w:sz w:val="25"/>
+          <w:sz-cs w:val="25"/>
+          <w:spacing w:val="0"/>
+          <w:color w:val="151312"/>
+        </w:rPr>
+        <w:t xml:space="preserve">Record a manual paper order with charges.</w:t>
+      </w:r>
+    </w:p>
+    <w:p>
+      <w:pPr/>
+      <w:r>
+        <w:rPr>
+          <w:rFonts w:ascii="Helvetica" w:hAnsi="Helvetica" w:cs="Helvetica"/>
+          <w:sz w:val="25"/>
+          <w:sz-cs w:val="25"/>
+          <w:spacing w:val="0"/>
+          <w:color w:val="151312"/>
+        </w:rPr>
+        <w:t xml:space="preserve">GET /api/paper/positions</w:t>
+      </w:r>
+    </w:p>
+    <w:p>
+      <w:pPr/>
+      <w:r>
+        <w:rPr>
+          <w:rFonts w:ascii="Helvetica" w:hAnsi="Helvetica" w:cs="Helvetica"/>
+          <w:sz w:val="25"/>
+          <w:sz-cs w:val="25"/>
+          <w:spacing w:val="0"/>
+          <w:color w:val="151312"/>
+        </w:rPr>
+        <w:t xml:space="preserve">Positions netted from paper orders, marked at the latest quote.</w:t>
       </w:r>
     </w:p>
     <w:p>
@@ -2031,7 +2229,7 @@
           <w:spacing w:val="0"/>
           <w:color w:val="151312"/>
         </w:rPr>
-        <w:t xml:space="preserve">The browser talks only to FastAPI. The Review Crew runs in that process. The Trade Crew does not. A supervisor starts one crew subprocess per started deployment.</w:t>
+        <w:t xml:space="preserve">The browser talks only to FastAPI. FastAPI fetches quotes and candles from Yahoo Finance per request. The Review Crew runs in that process. The Trade Crew does not. A supervisor starts one crew subprocess per started deployment.</w:t>
       </w:r>
     </w:p>
     <w:p>
@@ -2374,7 +2572,7 @@
           <w:spacing w:val="0"/>
           <w:color w:val="151312"/>
         </w:rPr>
-        <w:t xml:space="preserve">HTML ingest</w:t>
+        <w:t xml:space="preserve">HTML ingest. HTTPX also fetches Yahoo market data</w:t>
       </w:r>
     </w:p>
     <w:p>
@@ -2452,7 +2650,33 @@
           <w:spacing w:val="0"/>
           <w:color w:val="151312"/>
         </w:rPr>
-        <w:t xml:space="preserve">Lab, deploy, and deployments pages</w:t>
+        <w:t xml:space="preserve">Dashboard, markets, lab, deploy, and deployments pages</w:t>
+      </w:r>
+    </w:p>
+    <w:p>
+      <w:pPr/>
+      <w:r>
+        <w:rPr>
+          <w:rFonts w:ascii="Helvetica" w:hAnsi="Helvetica" w:cs="Helvetica"/>
+          <w:sz w:val="25"/>
+          <w:sz-cs w:val="25"/>
+          <w:spacing w:val="0"/>
+          <w:color w:val="151312"/>
+        </w:rPr>
+        <w:t xml:space="preserve">lightweight-charts</w:t>
+      </w:r>
+    </w:p>
+    <w:p>
+      <w:pPr/>
+      <w:r>
+        <w:rPr>
+          <w:rFonts w:ascii="Helvetica" w:hAnsi="Helvetica" w:cs="Helvetica"/>
+          <w:sz w:val="25"/>
+          <w:sz-cs w:val="25"/>
+          <w:spacing w:val="0"/>
+          <w:color w:val="151312"/>
+        </w:rPr>
+        <w:t xml:space="preserve">Candle charts on the markets page</w:t>
       </w:r>
     </w:p>
     <w:p>
@@ -2567,6 +2791,106 @@
           <w:spacing w:val="0"/>
           <w:color w:val="151312"/>
         </w:rPr>
+        <w:t xml:space="preserve">. The label is </w:t>
+      </w:r>
+      <w:r>
+        <w:rPr>
+          <w:rFonts w:ascii=".AppleSystemUIFontMonospaced" w:hAnsi=".AppleSystemUIFontMonospaced" w:cs=".AppleSystemUIFontMonospaced"/>
+          <w:sz w:val="23"/>
+          <w:sz-cs w:val="23"/>
+          <w:spacing w:val="0"/>
+          <w:color w:val="151312"/>
+        </w:rPr>
+        <w:t xml:space="preserve">Not executable</w:t>
+      </w:r>
+      <w:r>
+        <w:rPr>
+          <w:rFonts w:ascii="Helvetica" w:hAnsi="Helvetica" w:cs="Helvetica"/>
+          <w:sz w:val="25"/>
+          <w:sz-cs w:val="25"/>
+          <w:spacing w:val="0"/>
+          <w:color w:val="151312"/>
+        </w:rPr>
+        <w:t xml:space="preserve">, </w:t>
+      </w:r>
+      <w:r>
+        <w:rPr>
+          <w:rFonts w:ascii=".AppleSystemUIFontMonospaced" w:hAnsi=".AppleSystemUIFontMonospaced" w:cs=".AppleSystemUIFontMonospaced"/>
+          <w:sz w:val="23"/>
+          <w:sz-cs w:val="23"/>
+          <w:spacing w:val="0"/>
+          <w:color w:val="151312"/>
+        </w:rPr>
+        <w:t xml:space="preserve">Profitable</w:t>
+      </w:r>
+      <w:r>
+        <w:rPr>
+          <w:rFonts w:ascii="Helvetica" w:hAnsi="Helvetica" w:cs="Helvetica"/>
+          <w:sz w:val="25"/>
+          <w:sz-cs w:val="25"/>
+          <w:spacing w:val="0"/>
+          <w:color w:val="151312"/>
+        </w:rPr>
+        <w:t xml:space="preserve">, </w:t>
+      </w:r>
+      <w:r>
+        <w:rPr>
+          <w:rFonts w:ascii=".AppleSystemUIFontMonospaced" w:hAnsi=".AppleSystemUIFontMonospaced" w:cs=".AppleSystemUIFontMonospaced"/>
+          <w:sz w:val="23"/>
+          <w:sz-cs w:val="23"/>
+          <w:spacing w:val="0"/>
+          <w:color w:val="151312"/>
+        </w:rPr>
+        <w:t xml:space="preserve">Conditional</w:t>
+      </w:r>
+      <w:r>
+        <w:rPr>
+          <w:rFonts w:ascii="Helvetica" w:hAnsi="Helvetica" w:cs="Helvetica"/>
+          <w:sz w:val="25"/>
+          <w:sz-cs w:val="25"/>
+          <w:spacing w:val="0"/>
+          <w:color w:val="151312"/>
+        </w:rPr>
+        <w:t xml:space="preserve">, </w:t>
+      </w:r>
+      <w:r>
+        <w:rPr>
+          <w:rFonts w:ascii=".AppleSystemUIFontMonospaced" w:hAnsi=".AppleSystemUIFontMonospaced" w:cs=".AppleSystemUIFontMonospaced"/>
+          <w:sz w:val="23"/>
+          <w:sz-cs w:val="23"/>
+          <w:spacing w:val="0"/>
+          <w:color w:val="151312"/>
+        </w:rPr>
+        <w:t xml:space="preserve">Too few trades</w:t>
+      </w:r>
+      <w:r>
+        <w:rPr>
+          <w:rFonts w:ascii="Helvetica" w:hAnsi="Helvetica" w:cs="Helvetica"/>
+          <w:sz w:val="25"/>
+          <w:sz-cs w:val="25"/>
+          <w:spacing w:val="0"/>
+          <w:color w:val="151312"/>
+        </w:rPr>
+        <w:t xml:space="preserve">, or </w:t>
+      </w:r>
+      <w:r>
+        <w:rPr>
+          <w:rFonts w:ascii=".AppleSystemUIFontMonospaced" w:hAnsi=".AppleSystemUIFontMonospaced" w:cs=".AppleSystemUIFontMonospaced"/>
+          <w:sz w:val="23"/>
+          <w:sz-cs w:val="23"/>
+          <w:spacing w:val="0"/>
+          <w:color w:val="151312"/>
+        </w:rPr>
+        <w:t xml:space="preserve">Not profitable</w:t>
+      </w:r>
+      <w:r>
+        <w:rPr>
+          <w:rFonts w:ascii="Helvetica" w:hAnsi="Helvetica" w:cs="Helvetica"/>
+          <w:sz w:val="25"/>
+          <w:sz-cs w:val="25"/>
+          <w:spacing w:val="0"/>
+          <w:color w:val="151312"/>
+        </w:rPr>
         <w:t xml:space="preserve">.</w:t>
       </w:r>
     </w:p>
@@ -2732,7 +3056,7 @@
           <w:spacing w:val="0"/>
           <w:color w:val="151312"/>
         </w:rPr>
-        <w:t xml:space="preserve">0005_sim_v3</w:t>
+        <w:t xml:space="preserve">0006_paper_orders</w:t>
       </w:r>
       <w:r>
         <w:rPr>
@@ -2917,6 +3241,32 @@
           <w:spacing w:val="0"/>
           <w:color w:val="151312"/>
         </w:rPr>
+        <w:t xml:space="preserve">paper_orders</w:t>
+      </w:r>
+    </w:p>
+    <w:p>
+      <w:pPr/>
+      <w:r>
+        <w:rPr>
+          <w:rFonts w:ascii="Helvetica" w:hAnsi="Helvetica" w:cs="Helvetica"/>
+          <w:sz w:val="25"/>
+          <w:sz-cs w:val="25"/>
+          <w:spacing w:val="0"/>
+          <w:color w:val="151312"/>
+        </w:rPr>
+        <w:t xml:space="preserve">Manual paper orders from the markets screen</w:t>
+      </w:r>
+    </w:p>
+    <w:p>
+      <w:pPr/>
+      <w:r>
+        <w:rPr>
+          <w:rFonts w:ascii="Helvetica" w:hAnsi="Helvetica" w:cs="Helvetica"/>
+          <w:sz w:val="25"/>
+          <w:sz-cs w:val="25"/>
+          <w:spacing w:val="0"/>
+          <w:color w:val="151312"/>
+        </w:rPr>
         <w:t xml:space="preserve">audit_events</w:t>
       </w:r>
     </w:p>
@@ -4314,6 +4664,32 @@
           <w:color w:val="151312"/>
         </w:rPr>
         <w:t xml:space="preserve">Versioning, immutability, audit chain, journal, import</w:t>
+      </w:r>
+    </w:p>
+    <w:p>
+      <w:pPr/>
+      <w:r>
+        <w:rPr>
+          <w:rFonts w:ascii="Helvetica" w:hAnsi="Helvetica" w:cs="Helvetica"/>
+          <w:sz w:val="25"/>
+          <w:sz-cs w:val="25"/>
+          <w:spacing w:val="0"/>
+          <w:color w:val="151312"/>
+        </w:rPr>
+        <w:t xml:space="preserve">Markets and clarify</w:t>
+      </w:r>
+    </w:p>
+    <w:p>
+      <w:pPr/>
+      <w:r>
+        <w:rPr>
+          <w:rFonts w:ascii="Helvetica" w:hAnsi="Helvetica" w:cs="Helvetica"/>
+          <w:sz w:val="25"/>
+          <w:sz-cs w:val="25"/>
+          <w:spacing w:val="0"/>
+          <w:color w:val="151312"/>
+        </w:rPr>
+        <w:t xml:space="preserve">Yahoo parsing, paper charges and netting, clarifying questions</w:t>
       </w:r>
     </w:p>
     <w:p>
@@ -5086,6 +5462,34 @@
     </w:p>
     <w:p>
       <w:pPr>
+        <w:ind w:left="720" w:first-line="-720"/>
+      </w:pPr>
+      <w:r>
+        <w:rPr>
+          <w:rFonts w:ascii="Helvetica" w:hAnsi="Helvetica" w:cs="Helvetica"/>
+          <w:sz w:val="25"/>
+          <w:sz-cs w:val="25"/>
+          <w:color w:val="151312"/>
+        </w:rPr>
+        <w:t xml:space="preserve"/>
+        <w:tab/>
+        <w:t xml:space="preserve">•</w:t>
+        <w:tab/>
+        <w:t xml:space="preserve"/>
+      </w:r>
+      <w:r>
+        <w:rPr>
+          <w:rFonts w:ascii="Helvetica" w:hAnsi="Helvetica" w:cs="Helvetica"/>
+          <w:sz w:val="25"/>
+          <w:sz-cs w:val="25"/>
+          <w:spacing w:val="0"/>
+          <w:color w:val="151312"/>
+        </w:rPr>
+        <w:t xml:space="preserve">Market quotes come from Yahoo's unofficial API. They are delayed, can break without notice, and have no MCX data. Paper option positions are not marked.</w:t>
+      </w:r>
+    </w:p>
+    <w:p>
+      <w:pPr>
         <w:spacing w:after="280"/>
       </w:pPr>
       <w:r>
@@ -5374,7 +5778,7 @@
           <w:spacing w:val="0"/>
           <w:color w:val="151312"/>
         </w:rPr>
-        <w:t xml:space="preserve">Analysis date: 8 October 2026. Schema claims come from the ORM and the Alembic heads. No live database was opened to produce this report.</w:t>
+        <w:t xml:space="preserve">Analysis date: 10 October 2026. Schema claims come from the ORM and the Alembic heads. No live database was opened to produce this report.</w:t>
       </w:r>
     </w:p>
     <w:sectPr/>

--- a/DocumentsAndDiagrams/docx/FINAL_REPORT.docx
+++ b/DocumentsAndDiagrams/docx/FINAL_REPORT.docx
@@ -5796,7 +5796,7 @@
       <w:r>
         <w:drawing>
           <wp:inline distT="0" distB="0" distL="0" distR="0">
-            <wp:extent cx="6500000" cy="3663636"/>
+            <wp:extent cx="6500000" cy="4141129"/>
             <wp:docPr id="1" name="Figure 1"/>
             <wp:cNvGraphicFramePr>
               <a:graphicFrameLocks xmlns:a="http://schemas.openxmlformats.org/drawingml/2006/main" noChangeAspect="1"/>
@@ -5817,7 +5817,7 @@
                   <pic:spPr>
                     <a:xfrm>
                       <a:off x="0" y="0"/>
-                      <a:ext cx="6500000" cy="3663636"/>
+                      <a:ext cx="6500000" cy="4141129"/>
                     </a:xfrm>
                     <a:prstGeom prst="rect">
                       <a:avLst/>
@@ -5839,7 +5839,7 @@
       <w:r>
         <w:drawing>
           <wp:inline distT="0" distB="0" distL="0" distR="0">
-            <wp:extent cx="6500000" cy="3072727"/>
+            <wp:extent cx="6500000" cy="3983870"/>
             <wp:docPr id="2" name="Figure 2"/>
             <wp:cNvGraphicFramePr>
               <a:graphicFrameLocks xmlns:a="http://schemas.openxmlformats.org/drawingml/2006/main" noChangeAspect="1"/>
@@ -5860,7 +5860,7 @@
                   <pic:spPr>
                     <a:xfrm>
                       <a:off x="0" y="0"/>
-                      <a:ext cx="6500000" cy="3072727"/>
+                      <a:ext cx="6500000" cy="3983870"/>
                     </a:xfrm>
                     <a:prstGeom prst="rect">
                       <a:avLst/>

--- a/DocumentsAndDiagrams/docx/FINAL_REPORT.docx
+++ b/DocumentsAndDiagrams/docx/FINAL_REPORT.docx
@@ -5796,7 +5796,7 @@
       <w:r>
         <w:drawing>
           <wp:inline distT="0" distB="0" distL="0" distR="0">
-            <wp:extent cx="6500000" cy="4141129"/>
+            <wp:extent cx="6500000" cy="4612903"/>
             <wp:docPr id="1" name="Figure 1"/>
             <wp:cNvGraphicFramePr>
               <a:graphicFrameLocks xmlns:a="http://schemas.openxmlformats.org/drawingml/2006/main" noChangeAspect="1"/>
@@ -5817,7 +5817,7 @@
                   <pic:spPr>
                     <a:xfrm>
                       <a:off x="0" y="0"/>
-                      <a:ext cx="6500000" cy="4141129"/>
+                      <a:ext cx="6500000" cy="4612903"/>
                     </a:xfrm>
                     <a:prstGeom prst="rect">
                       <a:avLst/>
